--- a/Flight_Right_ML_Approach.docx
+++ b/Flight_Right_ML_Approach.docx
@@ -2458,7 +2458,7 @@
           <w:sz w:val="21"/>
           <w:szCs w:val="21"/>
         </w:rPr>
-        <w:t xml:space="preserve">All figures from 27,868 test examples the model never saw during training.</w:t>
+        <w:t xml:space="preserve">All figures from 39,614 test examples the model never saw during training, drawn from collection days later than any day it trained on.</w:t>
       </w:r>
     </w:p>
     <w:tbl>
@@ -2645,7 +2645,7 @@
                 <w:sz w:val="19"/>
                 <w:szCs w:val="19"/>
               </w:rPr>
-              <w:t xml:space="preserve">99.93%</w:t>
+              <w:t xml:space="preserve">98.43%</w:t>
             </w:r>
           </w:p>
         </w:tc>
@@ -2672,7 +2672,7 @@
                 <w:sz w:val="19"/>
                 <w:szCs w:val="19"/>
               </w:rPr>
-              <w:t xml:space="preserve">99.96%</w:t>
+              <w:t xml:space="preserve">98.46%</w:t>
             </w:r>
           </w:p>
         </w:tc>
@@ -2754,7 +2754,7 @@
                 <w:sz w:val="19"/>
                 <w:szCs w:val="19"/>
               </w:rPr>
-              <w:t xml:space="preserve">91.49%</w:t>
+              <w:t xml:space="preserve">89.46%</w:t>
             </w:r>
           </w:p>
         </w:tc>
@@ -2781,7 +2781,7 @@
                 <w:sz w:val="19"/>
                 <w:szCs w:val="19"/>
               </w:rPr>
-              <w:t xml:space="preserve">93.51%</w:t>
+              <w:t xml:space="preserve">91.96%</w:t>
             </w:r>
           </w:p>
         </w:tc>
@@ -2808,7 +2808,7 @@
                 <w:sz w:val="19"/>
                 <w:szCs w:val="19"/>
               </w:rPr>
-              <w:t xml:space="preserve">+2.0</w:t>
+              <w:t xml:space="preserve">+2.5</w:t>
             </w:r>
           </w:p>
         </w:tc>
@@ -2863,7 +2863,7 @@
                 <w:sz w:val="19"/>
                 <w:szCs w:val="19"/>
               </w:rPr>
-              <w:t xml:space="preserve">79.28%</w:t>
+              <w:t xml:space="preserve">77.33%</w:t>
             </w:r>
           </w:p>
         </w:tc>
@@ -2890,7 +2890,7 @@
                 <w:sz w:val="19"/>
                 <w:szCs w:val="19"/>
               </w:rPr>
-              <w:t xml:space="preserve">84.92%</w:t>
+              <w:t xml:space="preserve">82.90%</w:t>
             </w:r>
           </w:p>
         </w:tc>
@@ -2972,7 +2972,7 @@
                 <w:sz w:val="19"/>
                 <w:szCs w:val="19"/>
               </w:rPr>
-              <w:t xml:space="preserve">51.82%</w:t>
+              <w:t xml:space="preserve">50.50%</w:t>
             </w:r>
           </w:p>
         </w:tc>
@@ -2999,7 +2999,7 @@
                 <w:sz w:val="19"/>
                 <w:szCs w:val="19"/>
               </w:rPr>
-              <w:t xml:space="preserve">64.47%</w:t>
+              <w:t xml:space="preserve">61.31%</w:t>
             </w:r>
           </w:p>
         </w:tc>
@@ -3026,7 +3026,7 @@
                 <w:sz w:val="19"/>
                 <w:szCs w:val="19"/>
               </w:rPr>
-              <w:t xml:space="preserve">+12.7</w:t>
+              <w:t xml:space="preserve">+10.8</w:t>
             </w:r>
           </w:p>
         </w:tc>
@@ -3048,7 +3048,49 @@
           <w:sz w:val="19"/>
           <w:szCs w:val="19"/>
         </w:rPr>
-        <w:t xml:space="preserve">Percentage of predictions landing within 5 nautical miles of the truth. Average error at ten minutes almost halves, from 11.02 to 6.41 nautical miles.</w:t>
+        <w:t xml:space="preserve">Percentage of predictions landing within 5 nautical miles of the truth. Average error at ten minutes almost halves, from 10.30 to 6.41 nautical miles.</w:t>
+      </w:r>
+    </w:p>
+    <w:p>
+      <w:pPr>
+        <w:spacing w:after="120" w:before="0"/>
+      </w:pPr>
+      <w:r>
+        <w:rPr>
+          <w:rFonts w:ascii="Calibri" w:cs="Calibri" w:eastAsia="Calibri" w:hAnsi="Calibri"/>
+          <w:color w:val="4C545C"/>
+          <w:sz w:val="19"/>
+          <w:szCs w:val="19"/>
+        </w:rPr>
+        <w:t xml:space="preserve">TWO RESULTS THAT DO NOT FLATTER US, STATED HERE RATHER THAN BURIED</w:t>
+      </w:r>
+    </w:p>
+    <w:p>
+      <w:pPr>
+        <w:spacing w:after="120" w:before="0"/>
+      </w:pPr>
+      <w:r>
+        <w:rPr>
+          <w:rFonts w:ascii="Calibri" w:cs="Calibri" w:eastAsia="Calibri" w:hAnsi="Calibri"/>
+          <w:color w:val="4C545C"/>
+          <w:sz w:val="19"/>
+          <w:szCs w:val="19"/>
+        </w:rPr>
+        <w:t xml:space="preserve">A plain, non-neural gradient-boosted tree fitted to exactly the same inputs and the same targets beats this model at ten minutes: 65.7% of its predictions land within 5 NM against the neural model’s 61.3%, a lead of 4.4 percentage points. It has won on every test split we have measured. We therefore do not describe the neural model as our best trajectory model, and we keep the tree in the repository as the standing bar the neural model has to clear.</w:t>
+      </w:r>
+    </w:p>
+    <w:p>
+      <w:pPr>
+        <w:spacing w:after="120" w:before="0"/>
+      </w:pPr>
+      <w:r>
+        <w:rPr>
+          <w:rFonts w:ascii="Calibri" w:cs="Calibri" w:eastAsia="Calibri" w:hAnsi="Calibri"/>
+          <w:color w:val="4C545C"/>
+          <w:sz w:val="19"/>
+          <w:szCs w:val="19"/>
+        </w:rPr>
+        <w:t xml:space="preserve">And at ten minutes the neural model is worse than plain arithmetic at getting a prediction almost exactly right. Within 1 NM, the straight-line baseline manages 29.0% and the neural model only 24.7%; the tree manages 33.1%. The neural model pulls the whole error distribution inward, which is why its average error and its within-5-NM rate are much better, but it pays for that by nudging some already near-perfect predictions off target. Both statements are true at once, and reporting only the first would be misleading.</w:t>
       </w:r>
     </w:p>
     <w:p>
@@ -4791,7 +4833,7 @@
           <w:sz w:val="21"/>
           <w:szCs w:val="21"/>
         </w:rPr>
-        <w:t xml:space="preserve">Aircraft arriving at Mumbai are the hardest case. Ten minutes ahead, the straight-line method is right for 1.4% of them and our model for 30%. We measured why.</w:t>
+        <w:t xml:space="preserve">Aircraft arriving at Mumbai are the hardest case. Ten minutes ahead, the straight-line method is right for 15.8% of them and our single-answer model for 34.8%. We measured why.</w:t>
       </w:r>
     </w:p>
     <w:tbl>
@@ -5622,7 +5664,7 @@
           <w:sz w:val="19"/>
           <w:szCs w:val="19"/>
         </w:rPr>
-        <w:t xml:space="preserve">Test arrivals, ten minutes ahead, within 5 NM. For comparison: straight line 1.4%, current single-answer model 30.0%.</w:t>
+        <w:t xml:space="preserve">Test arrivals, ten minutes ahead, within 5 NM. For comparison on the same rows: straight line 15.8%, single-answer model 34.8%.</w:t>
       </w:r>
     </w:p>
     <w:p>
@@ -5640,7 +5682,7 @@
           <w:sz w:val="21"/>
           <w:szCs w:val="21"/>
         </w:rPr>
-        <w:t xml:space="preserve">Offering five options from 60 route patterns reaches 69.3%, against 30% today. Too few patterns and each is a coarse average; too many and the classifier cannot tell them apart. The working range is 25 to 60.</w:t>
+        <w:t xml:space="preserve">Too few patterns and each is a coarse average of genuinely different routes; too many and the classifier cannot tell them apart. The sweep above put the workable range at roughly 25 to 60 patterns, and the shipped system uses 40, in the middle of that range. Measured on the shipped configuration: five options reach 63.6% and a single option 38.6%, against 15.8% for the straight line. The sweep’s own percentages come from that earlier experiment rather than from the shipped run, so read them as choosing the range, not as the result.</w:t>
       </w:r>
     </w:p>
     <w:tbl>
@@ -6974,7 +7016,20 @@
           <w:sz w:val="21"/>
           <w:szCs w:val="21"/>
         </w:rPr>
-        <w:t xml:space="preserve">Measured on 273,794 real pairs of aircraft from our own test data. Alarm zones are set slightly wider than the legal separation minimum, as real systems do, because a prediction 1 NM out otherwise flips the answer:</w:t>
+        <w:t xml:space="preserve">Measured on 4,690 held-out pairs of real aircraft from days later than any the system trained on, containing 303 real losses of separation. The shipped system has one operating point, and these are its numbers: it catches 94.0% of the conflicts that leave a controller at least three minutes to act (267 of 284), finds 94.4% of all real conflicts, and is right 38.6% of the times it raises an alert, at 96.8 false alarms per 1,000 pairs. Scored on the same 284 conflicts, the geometric rule at the 8 NM / 1,500 ft alarm zone catches 87.3%, and at the bare legal minimum of 5 NM / 1,000 ft it catches 81.7%. Catching more conflicts is easy if you are willing to cry wolf, so the model was also scored at the rule’s exact false-alarm cost of 73.8 per 1,000: there it still finds 94.1% of real conflicts against the rule’s 88.1%, so the gain is earned rather than bought.</w:t>
+      </w:r>
+    </w:p>
+    <w:p>
+      <w:pPr>
+        <w:spacing w:after="120" w:before="0"/>
+      </w:pPr>
+      <w:r>
+        <w:rPr>
+          <w:rFonts w:ascii="Calibri" w:cs="Calibri" w:eastAsia="Calibri" w:hAnsi="Calibri"/>
+          <w:sz w:val="21"/>
+          <w:szCs w:val="21"/>
+        </w:rPr>
+        <w:t xml:space="preserve">The alarm zone used in that operating point was itself chosen by measurement. Alarm zones are set slightly wider than the legal separation minimum, as real systems do, because a prediction 1 NM out otherwise flips the answer. The table below is the geometric rule on its own, swept across look-ahead times and alarm zones. It is how 8 NM / 1,500 ft was chosen; it is not the performance of the shipped system.</w:t>
       </w:r>
     </w:p>
     <w:tbl>
@@ -8494,7 +8549,7 @@
           <w:sz w:val="21"/>
           <w:szCs w:val="21"/>
         </w:rPr>
-        <w:t xml:space="preserve">We collect live position reports from the OpenSky Network. 18 sessions between 24 August and 1 September 2026 produced 329,647 usable in-flight position reports, from which we build 198,537 training examples (143,117 train, 27,552 validation, 27,868 test), split by date so we always test on later days.</w:t>
+        <w:t xml:space="preserve">We collect live position reports from the OpenSky Network. 35 collection sessions across 9 separate days between 24 August and 5 September 2026 produced 627,344 usable in-flight position reports from 1,730 distinct aircraft, from which we build 291,008 training examples (205,757 train, 45,637 validation, 39,614 test), split by date so we always test on later days.</w:t>
       </w:r>
     </w:p>
     <w:p>
@@ -8545,7 +8600,7 @@
           <w:sz w:val="21"/>
           <w:szCs w:val="21"/>
         </w:rPr>
-        <w:t xml:space="preserve">Examples are kept when only some of the four answers exist. Previously all four were required, which silently deleted almost every arriving aircraft from the training data — the exact traffic that is hardest to predict. Training examples went from 45,377 to 143,117.</w:t>
+        <w:t xml:space="preserve">Examples are kept when only some of the four answers exist. Previously all four were required, which silently deleted almost every arriving aircraft from the training data — the exact traffic that is hardest to predict. On the current dataset, requiring all four horizons would keep only 133,984 of the 291,008 examples. It would discard 54% of the data, and the part it discards is disproportionately the descending arrivals.</w:t>
       </w:r>
     </w:p>
     <w:p>
@@ -9211,7 +9266,7 @@
                 <w:sz w:val="19"/>
                 <w:szCs w:val="19"/>
               </w:rPr>
-              <w:t xml:space="preserve">Same situation, different outcomes: 7.9 NM apart on average. Five options reach 69.3% against 30% for one</w:t>
+              <w:t xml:space="preserve">Same situation, different outcomes: 7.9 NM apart on average. On the shipped 40-pattern configuration, five options reach 63.6% on arriving aircraft against 38.6% for a single option</w:t>
             </w:r>
           </w:p>
         </w:tc>
